--- a/wmd.docx
+++ b/wmd.docx
@@ -1373,14 +1373,13 @@
       </w:pPr>
       <w:r>
         <w:rPr>
-          <w:noProof/>
           <w:lang w:val="en-US"/>
         </w:rPr>
         <w:drawing>
-          <wp:inline distT="0" distB="0" distL="0" distR="0" wp14:anchorId="051B0F27" wp14:editId="54446587">
-            <wp:extent cx="5731510" cy="7827645"/>
-            <wp:effectExtent l="0" t="0" r="2540" b="1905"/>
-            <wp:docPr id="1063138060" name="Picture 2"/>
+          <wp:inline distT="0" distB="0" distL="0" distR="0" wp14:anchorId="5BF5CCC9" wp14:editId="3CD99F1C">
+            <wp:extent cx="5417820" cy="7338060"/>
+            <wp:effectExtent l="0" t="0" r="0" b="0"/>
+            <wp:docPr id="738138574" name="Picture 1"/>
             <wp:cNvGraphicFramePr>
               <a:graphicFrameLocks xmlns:a="http://schemas.openxmlformats.org/drawingml/2006/main" noChangeAspect="1"/>
             </wp:cNvGraphicFramePr>
@@ -1388,13 +1387,13 @@
               <a:graphicData uri="http://schemas.openxmlformats.org/drawingml/2006/picture">
                 <pic:pic xmlns:pic="http://schemas.openxmlformats.org/drawingml/2006/picture">
                   <pic:nvPicPr>
-                    <pic:cNvPr id="0" name="Picture 3"/>
+                    <pic:cNvPr id="0" name="Picture 1"/>
                     <pic:cNvPicPr>
                       <a:picLocks noChangeAspect="1" noChangeArrowheads="1"/>
                     </pic:cNvPicPr>
                   </pic:nvPicPr>
                   <pic:blipFill>
-                    <a:blip r:embed="rId9">
+                    <a:blip r:embed="rId9" cstate="print">
                       <a:extLst>
                         <a:ext uri="{28A0092B-C50C-407E-A947-70E740481C1C}">
                           <a14:useLocalDpi xmlns:a14="http://schemas.microsoft.com/office/drawing/2010/main" val="0"/>
@@ -1409,7 +1408,7 @@
                   <pic:spPr bwMode="auto">
                     <a:xfrm>
                       <a:off x="0" y="0"/>
-                      <a:ext cx="5731510" cy="7827645"/>
+                      <a:ext cx="5417820" cy="7338060"/>
                     </a:xfrm>
                     <a:prstGeom prst="rect">
                       <a:avLst/>
@@ -1432,31 +1431,144 @@
           <w:lang w:val="en-US"/>
         </w:rPr>
       </w:pPr>
-      <w:r>
-        <w:rPr>
-          <w:lang w:val="en-US"/>
-        </w:rPr>
-        <w:t xml:space="preserve">This is how contents of the website will be </w:t>
-      </w:r>
-      <w:r>
-        <w:rPr>
-          <w:lang w:val="en-US"/>
-        </w:rPr>
-        <w:t xml:space="preserve">displayed </w:t>
+    </w:p>
+    <w:p>
+      <w:pPr>
+        <w:rPr>
+          <w:lang w:val="en-US"/>
+        </w:rPr>
+      </w:pPr>
+      <w:r>
+        <w:rPr>
+          <w:lang w:val="en-US"/>
+        </w:rPr>
+        <w:t xml:space="preserve">This </w:t>
+      </w:r>
+      <w:r>
+        <w:rPr>
+          <w:lang w:val="en-US"/>
+        </w:rPr>
+        <w:t xml:space="preserve">diagram </w:t>
       </w:r>
       <w:proofErr w:type="gramStart"/>
       <w:r>
         <w:rPr>
           <w:lang w:val="en-US"/>
         </w:rPr>
-        <w:t>in</w:t>
+        <w:t>depict</w:t>
       </w:r>
       <w:proofErr w:type="gramEnd"/>
       <w:r>
         <w:rPr>
           <w:lang w:val="en-US"/>
         </w:rPr>
-        <w:t xml:space="preserve"> the home page</w:t>
+        <w:t xml:space="preserve"> how content will be displayed on the home </w:t>
+      </w:r>
+      <w:r>
+        <w:rPr>
+          <w:lang w:val="en-US"/>
+        </w:rPr>
+        <w:t xml:space="preserve">page. </w:t>
+      </w:r>
+    </w:p>
+    <w:p>
+      <w:pPr>
+        <w:rPr>
+          <w:lang w:val="en-US"/>
+        </w:rPr>
+      </w:pPr>
+    </w:p>
+    <w:p>
+      <w:pPr>
+        <w:rPr>
+          <w:lang w:val="en-US"/>
+        </w:rPr>
+      </w:pPr>
+    </w:p>
+    <w:p>
+      <w:pPr>
+        <w:rPr>
+          <w:lang w:val="en-US"/>
+        </w:rPr>
+      </w:pPr>
+      <w:r>
+        <w:rPr>
+          <w:lang w:val="en-US"/>
+        </w:rPr>
+        <w:lastRenderedPageBreak/>
+        <w:drawing>
+          <wp:inline distT="0" distB="0" distL="0" distR="0" wp14:anchorId="598A709F" wp14:editId="664952C2">
+            <wp:extent cx="5731510" cy="5412740"/>
+            <wp:effectExtent l="0" t="0" r="2540" b="0"/>
+            <wp:docPr id="1694651105" name="Picture 2"/>
+            <wp:cNvGraphicFramePr>
+              <a:graphicFrameLocks xmlns:a="http://schemas.openxmlformats.org/drawingml/2006/main" noChangeAspect="1"/>
+            </wp:cNvGraphicFramePr>
+            <a:graphic xmlns:a="http://schemas.openxmlformats.org/drawingml/2006/main">
+              <a:graphicData uri="http://schemas.openxmlformats.org/drawingml/2006/picture">
+                <pic:pic xmlns:pic="http://schemas.openxmlformats.org/drawingml/2006/picture">
+                  <pic:nvPicPr>
+                    <pic:cNvPr id="0" name="Picture 3"/>
+                    <pic:cNvPicPr>
+                      <a:picLocks noChangeAspect="1" noChangeArrowheads="1"/>
+                    </pic:cNvPicPr>
+                  </pic:nvPicPr>
+                  <pic:blipFill>
+                    <a:blip r:embed="rId10">
+                      <a:extLst>
+                        <a:ext uri="{28A0092B-C50C-407E-A947-70E740481C1C}">
+                          <a14:useLocalDpi xmlns:a14="http://schemas.microsoft.com/office/drawing/2010/main" val="0"/>
+                        </a:ext>
+                      </a:extLst>
+                    </a:blip>
+                    <a:srcRect/>
+                    <a:stretch>
+                      <a:fillRect/>
+                    </a:stretch>
+                  </pic:blipFill>
+                  <pic:spPr bwMode="auto">
+                    <a:xfrm>
+                      <a:off x="0" y="0"/>
+                      <a:ext cx="5731510" cy="5412740"/>
+                    </a:xfrm>
+                    <a:prstGeom prst="rect">
+                      <a:avLst/>
+                    </a:prstGeom>
+                    <a:noFill/>
+                    <a:ln>
+                      <a:noFill/>
+                    </a:ln>
+                  </pic:spPr>
+                </pic:pic>
+              </a:graphicData>
+            </a:graphic>
+          </wp:inline>
+        </w:drawing>
+      </w:r>
+    </w:p>
+    <w:p>
+      <w:pPr>
+        <w:rPr>
+          <w:lang w:val="en-US"/>
+        </w:rPr>
+      </w:pPr>
+      <w:r>
+        <w:rPr>
+          <w:lang w:val="en-US"/>
+        </w:rPr>
+        <w:t xml:space="preserve">This is the wireframe for the about page </w:t>
+      </w:r>
+      <w:r>
+        <w:rPr>
+          <w:lang w:val="en-US"/>
+        </w:rPr>
+        <w:t xml:space="preserve">and it is consistent with </w:t>
+      </w:r>
+      <w:r>
+        <w:rPr>
+          <w:lang w:val="en-US"/>
+        </w:rPr>
+        <w:t>the other pages</w:t>
       </w:r>
       <w:r>
         <w:rPr>
@@ -1540,7 +1652,7 @@
       <w:r>
         <w:t xml:space="preserve"> </w:t>
       </w:r>
-      <w:hyperlink r:id="rId10" w:history="1">
+      <w:hyperlink r:id="rId11" w:history="1">
         <w:r>
           <w:rPr>
             <w:rStyle w:val="Hyperlink"/>
@@ -1623,7 +1735,7 @@
       <w:r>
         <w:t xml:space="preserve"> </w:t>
       </w:r>
-      <w:hyperlink r:id="rId11" w:history="1">
+      <w:hyperlink r:id="rId12" w:history="1">
         <w:r>
           <w:rPr>
             <w:rStyle w:val="Hyperlink"/>
@@ -2417,7 +2529,6 @@
   <w:style w:type="character" w:default="1" w:styleId="DefaultParagraphFont">
     <w:name w:val="Default Paragraph Font"/>
     <w:uiPriority w:val="1"/>
-    <w:semiHidden/>
     <w:unhideWhenUsed/>
   </w:style>
   <w:style w:type="table" w:default="1" w:styleId="TableNormal">
